--- a/materials/設計ドキュメント.docx
+++ b/materials/設計ドキュメント.docx
@@ -13,15 +13,10 @@
         <w:t>：</w:t>
       </w:r>
       <w:r>
-        <w:t>GameManager</w:t>
-      </w:r>
-    </w:p>
-    <w:p>
-      <w:pPr>
-        <w:rPr>
-          <w:rFonts w:hint="eastAsia"/>
-        </w:rPr>
-      </w:pPr>
+        <w:t>TA</w:t>
+      </w:r>
+    </w:p>
+    <w:p>
       <w:r>
         <w:t>主担当者名</w:t>
       </w:r>
@@ -33,11 +28,6 @@
       </w:r>
     </w:p>
     <w:p>
-      <w:pPr>
-        <w:rPr>
-          <w:rFonts w:hint="eastAsia"/>
-        </w:rPr>
-      </w:pPr>
       <w:r>
         <w:t>属性（変数）一覧</w:t>
       </w:r>
@@ -56,62 +46,40 @@
         <w:t>・</w:t>
       </w:r>
       <w:r>
-        <w:t xml:space="preserve"> player: Player インスタンス</w:t>
-      </w:r>
-    </w:p>
-    <w:p>
-      <w:r>
-        <w:rPr>
-          <w:rFonts w:hint="eastAsia"/>
-        </w:rPr>
-        <w:t>・</w:t>
-      </w:r>
-      <w:r>
-        <w:t xml:space="preserve"> stage: Stage インスタンス</w:t>
-      </w:r>
-    </w:p>
-    <w:p>
-      <w:r>
-        <w:rPr>
-          <w:rFonts w:hint="eastAsia"/>
-        </w:rPr>
-        <w:t>・</w:t>
-      </w:r>
-      <w:r>
-        <w:t xml:space="preserve"> ui: UI インスタンス</w:t>
-      </w:r>
-    </w:p>
-    <w:p>
-      <w:r>
-        <w:rPr>
-          <w:rFonts w:hint="eastAsia"/>
-        </w:rPr>
-        <w:t>・</w:t>
-      </w:r>
-      <w:r>
-        <w:t xml:space="preserve"> difficulty: 難易度（"学部卒" / "修士卒" / "博士卒"）</w:t>
-      </w:r>
-    </w:p>
-    <w:p>
-      <w:r>
-        <w:rPr>
-          <w:rFonts w:hint="eastAsia"/>
-        </w:rPr>
-        <w:t>・</w:t>
-      </w:r>
-      <w:r>
-        <w:t xml:space="preserve"> isGameOver: ゲームオーバー判定</w:t>
-      </w:r>
-    </w:p>
-    <w:p>
-      <w:r>
-        <w:rPr>
-          <w:rFonts w:hint="eastAsia"/>
-        </w:rPr>
-        <w:t>・</w:t>
-      </w:r>
-      <w:r>
-        <w:t xml:space="preserve"> isGameClear: ゲームクリア判定</w:t>
+        <w:t>x, y: 座標</w:t>
+      </w:r>
+    </w:p>
+    <w:p>
+      <w:r>
+        <w:rPr>
+          <w:rFonts w:hint="eastAsia"/>
+        </w:rPr>
+        <w:t>・</w:t>
+      </w:r>
+      <w:r>
+        <w:t>opacity: フェードアウト用の透明度</w:t>
+      </w:r>
+    </w:p>
+    <w:p>
+      <w:r>
+        <w:rPr>
+          <w:rFonts w:hint="eastAsia"/>
+        </w:rPr>
+        <w:t>・</w:t>
+      </w:r>
+      <w:r>
+        <w:t>isActive: 表示中かどうかのフラグ</w:t>
+      </w:r>
+    </w:p>
+    <w:p>
+      <w:r>
+        <w:rPr>
+          <w:rFonts w:hint="eastAsia"/>
+        </w:rPr>
+        <w:t>・</w:t>
+      </w:r>
+      <w:r>
+        <w:t>image: 表示用画像</w:t>
       </w:r>
     </w:p>
     <w:p>
@@ -133,56 +101,29 @@
         <w:t>・</w:t>
       </w:r>
       <w:r>
-        <w:t>startGame(): ゲーム開始の初期化</w:t>
-      </w:r>
-    </w:p>
-    <w:p>
-      <w:r>
-        <w:rPr>
-          <w:rFonts w:hint="eastAsia"/>
-        </w:rPr>
-        <w:t>・</w:t>
-      </w:r>
-      <w:r>
-        <w:t>update(): ゲーム全体の更新処理</w:t>
-      </w:r>
-    </w:p>
-    <w:p>
-      <w:r>
-        <w:rPr>
-          <w:rFonts w:hint="eastAsia"/>
-        </w:rPr>
-        <w:t>・</w:t>
-      </w:r>
-      <w:r>
-        <w:t>draw(): 全体描画</w:t>
-      </w:r>
-    </w:p>
-    <w:p>
-      <w:r>
-        <w:rPr>
-          <w:rFonts w:hint="eastAsia"/>
-        </w:rPr>
-        <w:t>・</w:t>
-      </w:r>
-      <w:r>
-        <w:t>checkGameStatus(): クリアやゲームオーバーの判定</w:t>
-      </w:r>
-    </w:p>
-    <w:p>
-      <w:pPr>
-        <w:rPr>
-          <w:rFonts w:hint="eastAsia"/>
-        </w:rPr>
-      </w:pPr>
-      <w:r>
-        <w:rPr>
-          <w:rFonts w:hint="eastAsia"/>
-        </w:rPr>
-        <w:t>・</w:t>
-      </w:r>
-      <w:r>
-        <w:t>reset(): 最初の状態にリセット</w:t>
+        <w:t>update(): 座標や透明度の更新</w:t>
+      </w:r>
+    </w:p>
+    <w:p>
+      <w:r>
+        <w:rPr>
+          <w:rFonts w:hint="eastAsia"/>
+        </w:rPr>
+        <w:t>・</w:t>
+      </w:r>
+      <w:r>
+        <w:t>draw(): 描画処理</w:t>
+      </w:r>
+    </w:p>
+    <w:p>
+      <w:r>
+        <w:rPr>
+          <w:rFonts w:hint="eastAsia"/>
+        </w:rPr>
+        <w:t>・</w:t>
+      </w:r>
+      <w:r>
+        <w:t>fadeOut(): 徐々に消えていく演出処理</w:t>
       </w:r>
     </w:p>
     <w:p/>
@@ -197,15 +138,16 @@
         <w:t>：</w:t>
       </w:r>
       <w:r>
-        <w:t>TA</w:t>
-      </w:r>
-    </w:p>
-    <w:p>
-      <w:pPr>
-        <w:rPr>
-          <w:rFonts w:hint="eastAsia"/>
-        </w:rPr>
-      </w:pPr>
+        <w:t>E</w:t>
+      </w:r>
+      <w:r>
+        <w:rPr>
+          <w:rFonts w:hint="eastAsia"/>
+        </w:rPr>
+        <w:t>nemy</w:t>
+      </w:r>
+    </w:p>
+    <w:p>
       <w:r>
         <w:t>主担当者名</w:t>
       </w:r>
@@ -213,15 +155,625 @@
         <w:rPr>
           <w:rFonts w:hint="eastAsia"/>
         </w:rPr>
+        <w:t>：</w:t>
+      </w:r>
+      <w:r>
+        <w:t>秋山 優</w:t>
+      </w:r>
+    </w:p>
+    <w:p>
+      <w:r>
+        <w:t>属性（変数）一覧</w:t>
+      </w:r>
+      <w:r>
+        <w:rPr>
+          <w:rFonts w:hint="eastAsia"/>
+        </w:rPr>
+        <w:t>：</w:t>
+      </w:r>
+    </w:p>
+    <w:p>
+      <w:r>
+        <w:rPr>
+          <w:rFonts w:hint="eastAsia"/>
+        </w:rPr>
+        <w:t>・</w:t>
+      </w:r>
+      <w:r>
+        <w:t>x, y: 位置</w:t>
+      </w:r>
+    </w:p>
+    <w:p>
+      <w:r>
+        <w:rPr>
+          <w:rFonts w:hint="eastAsia"/>
+        </w:rPr>
+        <w:t>・</w:t>
+      </w:r>
+      <w:r>
+        <w:t>hp: 体力</w:t>
+      </w:r>
+    </w:p>
+    <w:p>
+      <w:r>
+        <w:rPr>
+          <w:rFonts w:hint="eastAsia"/>
+        </w:rPr>
+        <w:t>・</w:t>
+      </w:r>
+      <w:r>
+        <w:t>type: 「必修」「選択」など</w:t>
+      </w:r>
+    </w:p>
+    <w:p>
+      <w:r>
+        <w:rPr>
+          <w:rFonts w:hint="eastAsia"/>
+        </w:rPr>
+        <w:t>・</w:t>
+      </w:r>
+      <w:r>
+        <w:t>image: 教授の画像</w:t>
+      </w:r>
+    </w:p>
+    <w:p>
+      <w:r>
+        <w:rPr>
+          <w:rFonts w:hint="eastAsia"/>
+        </w:rPr>
+        <w:t>・</w:t>
+      </w:r>
+      <w:r>
+        <w:t>direction: 移動方向</w:t>
+      </w:r>
+    </w:p>
+    <w:p>
+      <w:r>
+        <w:rPr>
+          <w:rFonts w:hint="eastAsia"/>
+        </w:rPr>
+        <w:t>・</w:t>
+      </w:r>
+      <w:r>
+        <w:t>shootCooldown: 弾を撃つまでの間隔</w:t>
+      </w:r>
+    </w:p>
+    <w:p>
+      <w:r>
+        <w:t>メソッド一覧</w:t>
+      </w:r>
+      <w:r>
+        <w:rPr>
+          <w:rFonts w:hint="eastAsia"/>
+        </w:rPr>
+        <w:t>：</w:t>
+      </w:r>
+    </w:p>
+    <w:p>
+      <w:r>
+        <w:rPr>
+          <w:rFonts w:hint="eastAsia"/>
+        </w:rPr>
+        <w:t>・</w:t>
+      </w:r>
+      <w:r>
+        <w:t>move(): 左右に動く</w:t>
+      </w:r>
+    </w:p>
+    <w:p>
+      <w:r>
+        <w:rPr>
+          <w:rFonts w:hint="eastAsia"/>
+        </w:rPr>
+        <w:t>・</w:t>
+      </w:r>
+      <w:r>
+        <w:t>shoot(): レポート（弾）を撃つ</w:t>
+      </w:r>
+    </w:p>
+    <w:p>
+      <w:r>
+        <w:rPr>
+          <w:rFonts w:hint="eastAsia"/>
+        </w:rPr>
+        <w:t>・</w:t>
+      </w:r>
+      <w:r>
+        <w:t>draw(): 描画</w:t>
+      </w:r>
+    </w:p>
+    <w:p>
+      <w:r>
+        <w:rPr>
+          <w:rFonts w:hint="eastAsia"/>
+        </w:rPr>
+        <w:t>・</w:t>
+      </w:r>
+      <w:r>
+        <w:t>isHit(attack): プレイヤーの攻撃に当たったかチェック</w:t>
+      </w:r>
+    </w:p>
+    <w:p/>
+    <w:p>
+      <w:r>
+        <w:t>クラス名</w:t>
+      </w:r>
+      <w:r>
+        <w:rPr>
+          <w:rFonts w:hint="eastAsia"/>
+        </w:rPr>
+        <w:t>：</w:t>
+      </w:r>
+      <w:r>
+        <w:rPr>
+          <w:rFonts w:hint="eastAsia"/>
+        </w:rPr>
+        <w:t>Pl</w:t>
+      </w:r>
+      <w:r>
+        <w:t>a</w:t>
+      </w:r>
+      <w:r>
+        <w:rPr>
+          <w:rFonts w:hint="eastAsia"/>
+        </w:rPr>
+        <w:t>yer</w:t>
+      </w:r>
+    </w:p>
+    <w:p>
+      <w:r>
+        <w:t>主担当者名</w:t>
+      </w:r>
+      <w:r>
+        <w:rPr>
+          <w:rFonts w:hint="eastAsia"/>
+        </w:rPr>
+        <w:t>：</w:t>
+      </w:r>
+      <w:r>
+        <w:t>秋山 優</w:t>
+      </w:r>
+    </w:p>
+    <w:p>
+      <w:r>
+        <w:t>属性（変数）一覧</w:t>
+      </w:r>
+      <w:r>
+        <w:rPr>
+          <w:rFonts w:hint="eastAsia"/>
+        </w:rPr>
+        <w:t>：</w:t>
+      </w:r>
+    </w:p>
+    <w:p>
+      <w:r>
+        <w:rPr>
+          <w:rFonts w:hint="eastAsia"/>
+        </w:rPr>
+        <w:t>・</w:t>
+      </w:r>
+      <w:r>
+        <w:t>x, y: 座標</w:t>
+      </w:r>
+    </w:p>
+    <w:p>
+      <w:r>
+        <w:rPr>
+          <w:rFonts w:hint="eastAsia"/>
+        </w:rPr>
+        <w:t>・</w:t>
+      </w:r>
+      <w:r>
+        <w:t>lives: 残機（留年数）</w:t>
+      </w:r>
+    </w:p>
+    <w:p>
+      <w:r>
+        <w:rPr>
+          <w:rFonts w:hint="eastAsia"/>
+        </w:rPr>
+        <w:t>・</w:t>
+      </w:r>
+      <w:r>
+        <w:t>image: プレイヤー画像</w:t>
+      </w:r>
+    </w:p>
+    <w:p>
+      <w:r>
+        <w:rPr>
+          <w:rFonts w:hint="eastAsia"/>
+        </w:rPr>
+        <w:t>・</w:t>
+      </w:r>
+      <w:r>
+        <w:t>speed: 移動速度</w:t>
+      </w:r>
+    </w:p>
+    <w:p>
+      <w:r>
+        <w:t>メソッド一覧</w:t>
+      </w:r>
+      <w:r>
+        <w:rPr>
+          <w:rFonts w:hint="eastAsia"/>
+        </w:rPr>
+        <w:t>：</w:t>
+      </w:r>
+      <w:r>
+        <w:br/>
+      </w:r>
+      <w:r>
+        <w:rPr>
+          <w:rFonts w:hint="eastAsia"/>
+        </w:rPr>
+        <w:t>・</w:t>
+      </w:r>
+      <w:r>
+        <w:t>move(direction): 移動処理</w:t>
+      </w:r>
+    </w:p>
+    <w:p>
+      <w:r>
+        <w:rPr>
+          <w:rFonts w:hint="eastAsia"/>
+        </w:rPr>
+        <w:lastRenderedPageBreak/>
+        <w:t>・</w:t>
+      </w:r>
+      <w:r>
+        <w:t>shoot(): 弾を発射</w:t>
+      </w:r>
+    </w:p>
+    <w:p>
+      <w:r>
+        <w:rPr>
+          <w:rFonts w:hint="eastAsia"/>
+        </w:rPr>
+        <w:t>・</w:t>
+      </w:r>
+      <w:r>
+        <w:t>draw(): 描画</w:t>
+      </w:r>
+    </w:p>
+    <w:p>
+      <w:r>
+        <w:rPr>
+          <w:rFonts w:hint="eastAsia"/>
+        </w:rPr>
+        <w:t>・</w:t>
+      </w:r>
+      <w:r>
+        <w:t>hit(): 被弾処理（留年）</w:t>
+      </w:r>
+      <w:r>
+        <w:br/>
+      </w:r>
+    </w:p>
+    <w:p>
+      <w:r>
+        <w:t>クラス名</w:t>
+      </w:r>
+      <w:r>
+        <w:rPr>
+          <w:rFonts w:hint="eastAsia"/>
+        </w:rPr>
+        <w:t>：</w:t>
+      </w:r>
+      <w:r>
+        <w:t>A</w:t>
+      </w:r>
+      <w:r>
+        <w:rPr>
+          <w:rFonts w:hint="eastAsia"/>
+        </w:rPr>
+        <w:t>tt</w:t>
+      </w:r>
+      <w:r>
+        <w:t>a</w:t>
+      </w:r>
+      <w:r>
+        <w:rPr>
+          <w:rFonts w:hint="eastAsia"/>
+        </w:rPr>
+        <w:t>ck</w:t>
+      </w:r>
+    </w:p>
+    <w:p>
+      <w:r>
+        <w:t>主担当者名</w:t>
+      </w:r>
+      <w:r>
+        <w:rPr>
+          <w:rFonts w:hint="eastAsia"/>
+        </w:rPr>
+        <w:t>：小松夕姫</w:t>
+      </w:r>
+      <w:r>
+        <w:t>菜</w:t>
+      </w:r>
+    </w:p>
+    <w:p>
+      <w:r>
+        <w:t>属性（変数）一覧</w:t>
+      </w:r>
+      <w:r>
+        <w:rPr>
+          <w:rFonts w:hint="eastAsia"/>
+        </w:rPr>
+        <w:t>：</w:t>
+      </w:r>
+    </w:p>
+    <w:p>
+      <w:r>
+        <w:rPr>
+          <w:rFonts w:hint="eastAsia"/>
+        </w:rPr>
+        <w:t>・</w:t>
+      </w:r>
+      <w:r>
+        <w:t>x, y: 位置</w:t>
+      </w:r>
+    </w:p>
+    <w:p>
+      <w:r>
+        <w:rPr>
+          <w:rFonts w:hint="eastAsia"/>
+        </w:rPr>
+        <w:t>・</w:t>
+      </w:r>
+      <w:r>
+        <w:t>speed: 移動スピード</w:t>
+      </w:r>
+    </w:p>
+    <w:p>
+      <w:r>
+        <w:rPr>
+          <w:rFonts w:hint="eastAsia"/>
+        </w:rPr>
+        <w:t>・</w:t>
+      </w:r>
+      <w:r>
+        <w:t>owner: "player" or "enemy"</w:t>
+      </w:r>
+    </w:p>
+    <w:p>
+      <w:r>
+        <w:rPr>
+          <w:rFonts w:hint="eastAsia"/>
+        </w:rPr>
+        <w:t>・</w:t>
+      </w:r>
+      <w:r>
+        <w:t>image: 弾の画像</w:t>
+      </w:r>
+    </w:p>
+    <w:p>
+      <w:r>
+        <w:t>メソッド一覧</w:t>
+      </w:r>
+      <w:r>
+        <w:rPr>
+          <w:rFonts w:hint="eastAsia"/>
+        </w:rPr>
+        <w:t>：</w:t>
+      </w:r>
+    </w:p>
+    <w:p>
+      <w:r>
+        <w:rPr>
+          <w:rFonts w:hint="eastAsia"/>
+        </w:rPr>
+        <w:t>・</w:t>
+      </w:r>
+      <w:r>
+        <w:t>move(): 直進処理</w:t>
+      </w:r>
+    </w:p>
+    <w:p>
+      <w:r>
+        <w:rPr>
+          <w:rFonts w:hint="eastAsia"/>
+        </w:rPr>
+        <w:t>・</w:t>
+      </w:r>
+      <w:r>
+        <w:t>draw(): 描画</w:t>
+      </w:r>
+    </w:p>
+    <w:p>
+      <w:r>
+        <w:rPr>
+          <w:rFonts w:hint="eastAsia"/>
+        </w:rPr>
+        <w:t>・</w:t>
+      </w:r>
+      <w:r>
+        <w:t>isColliding(target): 当たり判定</w:t>
+      </w:r>
+    </w:p>
+    <w:p/>
+    <w:p>
+      <w:r>
+        <w:t>クラス名</w:t>
+      </w:r>
+      <w:r>
+        <w:rPr>
+          <w:rFonts w:hint="eastAsia"/>
+        </w:rPr>
+        <w:t>：</w:t>
+      </w:r>
+      <w:r>
+        <w:t>Stage</w:t>
+      </w:r>
+    </w:p>
+    <w:p>
+      <w:r>
+        <w:t>主担当者名</w:t>
+      </w:r>
+      <w:r>
+        <w:rPr>
+          <w:rFonts w:hint="eastAsia"/>
+        </w:rPr>
+        <w:t>：小松夕姫</w:t>
+      </w:r>
+      <w:r>
+        <w:t>菜</w:t>
+      </w:r>
+      <w:r>
+        <w:br/>
+      </w:r>
+      <w:r>
+        <w:t>属性（変数）一覧</w:t>
+      </w:r>
+      <w:r>
+        <w:rPr>
+          <w:rFonts w:hint="eastAsia"/>
+        </w:rPr>
+        <w:t>：</w:t>
+      </w:r>
+    </w:p>
+    <w:p>
+      <w:r>
+        <w:rPr>
+          <w:rFonts w:hint="eastAsia"/>
+        </w:rPr>
+        <w:t>・</w:t>
+      </w:r>
+      <w:r>
+        <w:t>level: 今の学年（1～4回生）</w:t>
+      </w:r>
+    </w:p>
+    <w:p>
+      <w:r>
+        <w:rPr>
+          <w:rFonts w:hint="eastAsia"/>
+        </w:rPr>
+        <w:t>・</w:t>
+      </w:r>
+      <w:r>
+        <w:t>enemyList: 登場する教授たち</w:t>
+      </w:r>
+    </w:p>
+    <w:p>
+      <w:r>
+        <w:rPr>
+          <w:rFonts w:hint="eastAsia"/>
+        </w:rPr>
+        <w:t>・</w:t>
+      </w:r>
+      <w:r>
+        <w:t>timeLimit: 制限時間</w:t>
+      </w:r>
+    </w:p>
+    <w:p>
+      <w:r>
+        <w:rPr>
+          <w:rFonts w:hint="eastAsia"/>
+        </w:rPr>
+        <w:t>・</w:t>
+      </w:r>
+      <w:r>
+        <w:t>startTime: 開始時間</w:t>
+      </w:r>
+    </w:p>
+    <w:p>
+      <w:r>
+        <w:t>メソッド一覧</w:t>
+      </w:r>
+      <w:r>
+        <w:rPr>
+          <w:rFonts w:hint="eastAsia"/>
+        </w:rPr>
+        <w:t>：</w:t>
+      </w:r>
+    </w:p>
+    <w:p>
+      <w:r>
+        <w:rPr>
+          <w:rFonts w:hint="eastAsia"/>
+        </w:rPr>
+        <w:t>・</w:t>
+      </w:r>
+      <w:r>
+        <w:t>init(stageNum): ステージ初期化</w:t>
+      </w:r>
+    </w:p>
+    <w:p>
+      <w:r>
+        <w:rPr>
+          <w:rFonts w:hint="eastAsia"/>
+        </w:rPr>
+        <w:t>・</w:t>
+      </w:r>
+      <w:r>
+        <w:t>update(): ステージ更新（敵・TAの動き）</w:t>
+      </w:r>
+    </w:p>
+    <w:p>
+      <w:r>
+        <w:rPr>
+          <w:rFonts w:hint="eastAsia"/>
+        </w:rPr>
+        <w:t>・</w:t>
+      </w:r>
+      <w:r>
+        <w:t>draw(): ステージ描画</w:t>
+      </w:r>
+    </w:p>
+    <w:p>
+      <w:r>
+        <w:rPr>
+          <w:rFonts w:hint="eastAsia"/>
+        </w:rPr>
+        <w:t>・</w:t>
+      </w:r>
+      <w:r>
+        <w:t>isCleared(): 敵をすべて倒したか判定</w:t>
+      </w:r>
+    </w:p>
+    <w:p>
+      <w:r>
+        <w:rPr>
+          <w:rFonts w:hint="eastAsia"/>
+        </w:rPr>
+        <w:t>・</w:t>
+      </w:r>
+      <w:r>
+        <w:t>isFailed(): 制限時間切れ or 死亡判定</w:t>
+      </w:r>
+    </w:p>
+    <w:p>
+      <w:r>
+        <w:br/>
+      </w:r>
+      <w:r>
+        <w:t>クラス名</w:t>
+      </w:r>
+      <w:r>
+        <w:rPr>
+          <w:rFonts w:hint="eastAsia"/>
+        </w:rPr>
+        <w:t>：</w:t>
+      </w:r>
+      <w:r>
+        <w:rPr>
+          <w:rFonts w:hint="eastAsia"/>
+        </w:rPr>
+        <w:t>UI</w:t>
+      </w:r>
+    </w:p>
+    <w:p>
+      <w:r>
+        <w:t>主担当者名</w:t>
+      </w:r>
+      <w:r>
+        <w:rPr>
+          <w:rFonts w:hint="eastAsia"/>
+        </w:rPr>
         <w:t>：河野智洋</w:t>
       </w:r>
     </w:p>
     <w:p>
-      <w:pPr>
-        <w:rPr>
-          <w:rFonts w:hint="eastAsia"/>
-        </w:rPr>
-      </w:pPr>
       <w:r>
         <w:t>属性（変数）一覧</w:t>
       </w:r>
@@ -240,40 +792,41 @@
         <w:t>・</w:t>
       </w:r>
       <w:r>
-        <w:t>x, y: 座標</w:t>
-      </w:r>
-    </w:p>
-    <w:p>
-      <w:r>
-        <w:rPr>
-          <w:rFonts w:hint="eastAsia"/>
-        </w:rPr>
-        <w:t>・</w:t>
-      </w:r>
-      <w:r>
-        <w:t>opacity: フェードアウト用の透明度</w:t>
-      </w:r>
-    </w:p>
-    <w:p>
-      <w:r>
-        <w:rPr>
-          <w:rFonts w:hint="eastAsia"/>
-        </w:rPr>
-        <w:t>・</w:t>
-      </w:r>
-      <w:r>
-        <w:t>isActive: 表示中かどうかのフラグ</w:t>
-      </w:r>
-    </w:p>
-    <w:p>
-      <w:r>
-        <w:rPr>
-          <w:rFonts w:hint="eastAsia"/>
-        </w:rPr>
-        <w:t>・</w:t>
-      </w:r>
-      <w:r>
-        <w:t>image: 表示用画像</w:t>
+        <w:t>lives: 残機表示用</w:t>
+      </w:r>
+    </w:p>
+    <w:p>
+      <w:r>
+        <w:rPr>
+          <w:rFonts w:hint="eastAsia"/>
+        </w:rPr>
+        <w:t>・</w:t>
+      </w:r>
+      <w:r>
+        <w:t>stage: ステージ番号</w:t>
+      </w:r>
+    </w:p>
+    <w:p>
+      <w:r>
+        <w:rPr>
+          <w:rFonts w:hint="eastAsia"/>
+        </w:rPr>
+        <w:t>・</w:t>
+      </w:r>
+      <w:r>
+        <w:t>timeRemaining: 残り時間</w:t>
+      </w:r>
+    </w:p>
+    <w:p>
+      <w:r>
+        <w:rPr>
+          <w:rFonts w:hint="eastAsia"/>
+        </w:rPr>
+        <w:lastRenderedPageBreak/>
+        <w:t>・</w:t>
+      </w:r>
+      <w:r>
+        <w:t>difficulty: 難易度表記</w:t>
       </w:r>
     </w:p>
     <w:p>
@@ -295,43 +848,43 @@
         <w:t>・</w:t>
       </w:r>
       <w:r>
-        <w:t>update(): 座標や透明度の更新</w:t>
-      </w:r>
-    </w:p>
-    <w:p>
-      <w:r>
-        <w:rPr>
-          <w:rFonts w:hint="eastAsia"/>
-        </w:rPr>
-        <w:t>・</w:t>
-      </w:r>
-      <w:r>
-        <w:t>draw(): 描画処理</w:t>
-      </w:r>
-    </w:p>
-    <w:p>
-      <w:pPr>
-        <w:rPr>
-          <w:rFonts w:hint="eastAsia"/>
-        </w:rPr>
-      </w:pPr>
-      <w:r>
-        <w:rPr>
-          <w:rFonts w:hint="eastAsia"/>
-        </w:rPr>
-        <w:t>・</w:t>
-      </w:r>
-      <w:r>
-        <w:t>fadeOut(): 徐々に消えていく演出処理</w:t>
-      </w:r>
-    </w:p>
-    <w:p>
-      <w:pPr>
-        <w:rPr>
-          <w:rFonts w:hint="eastAsia"/>
-        </w:rPr>
-      </w:pPr>
-    </w:p>
+        <w:t>drawLives(): 残機表示</w:t>
+      </w:r>
+    </w:p>
+    <w:p>
+      <w:r>
+        <w:rPr>
+          <w:rFonts w:hint="eastAsia"/>
+        </w:rPr>
+        <w:t>・</w:t>
+      </w:r>
+      <w:r>
+        <w:t>drawStage(): 今のステージ表示</w:t>
+      </w:r>
+    </w:p>
+    <w:p>
+      <w:r>
+        <w:rPr>
+          <w:rFonts w:hint="eastAsia"/>
+        </w:rPr>
+        <w:t>・</w:t>
+      </w:r>
+      <w:r>
+        <w:t>drawTimer(): タイマー表示</w:t>
+      </w:r>
+    </w:p>
+    <w:p>
+      <w:r>
+        <w:rPr>
+          <w:rFonts w:hint="eastAsia"/>
+        </w:rPr>
+        <w:t>・</w:t>
+      </w:r>
+      <w:r>
+        <w:t>drawDifficulty(): 難易度表示</w:t>
+      </w:r>
+    </w:p>
+    <w:p/>
     <w:p>
       <w:r>
         <w:t>クラス名</w:t>
@@ -343,21 +896,16 @@
         <w:t>：</w:t>
       </w:r>
       <w:r>
-        <w:t>E</w:t>
-      </w:r>
-      <w:r>
-        <w:rPr>
-          <w:rFonts w:hint="eastAsia"/>
-        </w:rPr>
-        <w:t>nemy</w:t>
-      </w:r>
-    </w:p>
-    <w:p>
-      <w:pPr>
-        <w:rPr>
-          <w:rFonts w:hint="eastAsia"/>
-        </w:rPr>
-      </w:pPr>
+        <w:t>M</w:t>
+      </w:r>
+      <w:r>
+        <w:rPr>
+          <w:rFonts w:hint="eastAsia"/>
+        </w:rPr>
+        <w:t>ainmenu</w:t>
+      </w:r>
+    </w:p>
+    <w:p>
       <w:r>
         <w:t>主担当者名</w:t>
       </w:r>
@@ -372,11 +920,6 @@
       </w:r>
     </w:p>
     <w:p>
-      <w:pPr>
-        <w:rPr>
-          <w:rFonts w:hint="eastAsia"/>
-        </w:rPr>
-      </w:pPr>
       <w:r>
         <w:t>属性（変数）一覧</w:t>
       </w:r>
@@ -395,63 +938,18 @@
         <w:t>・</w:t>
       </w:r>
       <w:r>
-        <w:t>x, y: 位置</w:t>
-      </w:r>
-    </w:p>
-    <w:p>
-      <w:r>
-        <w:rPr>
-          <w:rFonts w:hint="eastAsia"/>
-        </w:rPr>
-        <w:t>・</w:t>
-      </w:r>
-      <w:r>
-        <w:t>hp: 体力</w:t>
-      </w:r>
-    </w:p>
-    <w:p>
-      <w:r>
-        <w:rPr>
-          <w:rFonts w:hint="eastAsia"/>
-        </w:rPr>
-        <w:t>・</w:t>
-      </w:r>
-      <w:r>
-        <w:t>type: 「必修」「選択」など</w:t>
-      </w:r>
-    </w:p>
-    <w:p>
-      <w:r>
-        <w:rPr>
-          <w:rFonts w:hint="eastAsia"/>
-        </w:rPr>
-        <w:t>・</w:t>
-      </w:r>
-      <w:r>
-        <w:t>image: 教授の画像</w:t>
-      </w:r>
-    </w:p>
-    <w:p>
-      <w:r>
-        <w:rPr>
-          <w:rFonts w:hint="eastAsia"/>
-        </w:rPr>
-        <w:t>・</w:t>
-      </w:r>
-      <w:r>
-        <w:t>direction: 移動方向</w:t>
-      </w:r>
-    </w:p>
-    <w:p>
-      <w:r>
-        <w:rPr>
-          <w:rFonts w:hint="eastAsia"/>
-        </w:rPr>
-        <w:lastRenderedPageBreak/>
-        <w:t>・</w:t>
-      </w:r>
-      <w:r>
-        <w:t>shootCooldown: 弾を撃つまでの間隔</w:t>
+        <w:t>selectedDifficulty: 難易度（選択状態）</w:t>
+      </w:r>
+    </w:p>
+    <w:p>
+      <w:r>
+        <w:rPr>
+          <w:rFonts w:hint="eastAsia"/>
+        </w:rPr>
+        <w:t>・</w:t>
+      </w:r>
+      <w:r>
+        <w:t>startButton, optionButton: ボタンなど</w:t>
       </w:r>
     </w:p>
     <w:p>
@@ -473,40 +971,18 @@
         <w:t>・</w:t>
       </w:r>
       <w:r>
-        <w:t>move(): 左右に動く</w:t>
-      </w:r>
-    </w:p>
-    <w:p>
-      <w:r>
-        <w:rPr>
-          <w:rFonts w:hint="eastAsia"/>
-        </w:rPr>
-        <w:t>・</w:t>
-      </w:r>
-      <w:r>
-        <w:t>shoot(): レポート（弾）を撃つ</w:t>
-      </w:r>
-    </w:p>
-    <w:p>
-      <w:r>
-        <w:rPr>
-          <w:rFonts w:hint="eastAsia"/>
-        </w:rPr>
-        <w:t>・</w:t>
-      </w:r>
-      <w:r>
-        <w:t>draw(): 描画</w:t>
-      </w:r>
-    </w:p>
-    <w:p>
-      <w:r>
-        <w:rPr>
-          <w:rFonts w:hint="eastAsia"/>
-        </w:rPr>
-        <w:t>・</w:t>
-      </w:r>
-      <w:r>
-        <w:t>isHit(attack): プレイヤーの攻撃に当たったかチェック</w:t>
+        <w:t>draw(): メニュー描画</w:t>
+      </w:r>
+    </w:p>
+    <w:p>
+      <w:r>
+        <w:rPr>
+          <w:rFonts w:hint="eastAsia"/>
+        </w:rPr>
+        <w:t>・</w:t>
+      </w:r>
+      <w:r>
+        <w:t>handleInput(): 入力処理（難易度選択など）</w:t>
       </w:r>
     </w:p>
     <w:p/>
@@ -521,27 +997,16 @@
         <w:t>：</w:t>
       </w:r>
       <w:r>
-        <w:rPr>
-          <w:rFonts w:hint="eastAsia"/>
-        </w:rPr>
-        <w:t>Pl</w:t>
-      </w:r>
-      <w:r>
-        <w:t>a</w:t>
-      </w:r>
-      <w:r>
-        <w:rPr>
-          <w:rFonts w:hint="eastAsia"/>
-        </w:rPr>
-        <w:t>yer</w:t>
-      </w:r>
-    </w:p>
-    <w:p>
-      <w:pPr>
-        <w:rPr>
-          <w:rFonts w:hint="eastAsia"/>
-        </w:rPr>
-      </w:pPr>
+        <w:t>G</w:t>
+      </w:r>
+      <w:r>
+        <w:rPr>
+          <w:rFonts w:hint="eastAsia"/>
+        </w:rPr>
+        <w:t>ameover</w:t>
+      </w:r>
+    </w:p>
+    <w:p>
       <w:r>
         <w:t>主担当者名</w:t>
       </w:r>
@@ -549,18 +1014,14 @@
         <w:rPr>
           <w:rFonts w:hint="eastAsia"/>
         </w:rPr>
-        <w:t>：</w:t>
-      </w:r>
-      <w:r>
-        <w:t>秋山 優</w:t>
-      </w:r>
-    </w:p>
-    <w:p>
-      <w:pPr>
-        <w:rPr>
-          <w:rFonts w:hint="eastAsia"/>
-        </w:rPr>
-      </w:pPr>
+        <w:t>：小松夕姫</w:t>
+      </w:r>
+      <w:r>
+        <w:t>菜</w:t>
+      </w:r>
+      <w:r>
+        <w:br/>
+      </w:r>
       <w:r>
         <w:t>属性（変数）一覧</w:t>
       </w:r>
@@ -573,46 +1034,7 @@
     </w:p>
     <w:p>
       <w:r>
-        <w:rPr>
-          <w:rFonts w:hint="eastAsia"/>
-        </w:rPr>
-        <w:t>・</w:t>
-      </w:r>
-      <w:r>
-        <w:t>x, y: 座標</w:t>
-      </w:r>
-    </w:p>
-    <w:p>
-      <w:r>
-        <w:rPr>
-          <w:rFonts w:hint="eastAsia"/>
-        </w:rPr>
-        <w:t>・</w:t>
-      </w:r>
-      <w:r>
-        <w:t>lives: 残機（留年数）</w:t>
-      </w:r>
-    </w:p>
-    <w:p>
-      <w:r>
-        <w:rPr>
-          <w:rFonts w:hint="eastAsia"/>
-        </w:rPr>
-        <w:t>・</w:t>
-      </w:r>
-      <w:r>
-        <w:t>image: プレイヤー画像</w:t>
-      </w:r>
-    </w:p>
-    <w:p>
-      <w:r>
-        <w:rPr>
-          <w:rFonts w:hint="eastAsia"/>
-        </w:rPr>
-        <w:t>・</w:t>
-      </w:r>
-      <w:r>
-        <w:t>speed: 移動速度</w:t>
+        <w:t>reason: ゲームオーバーの理由（タイム切れ／被弾）</w:t>
       </w:r>
     </w:p>
     <w:p>
@@ -625,95 +1047,47 @@
         </w:rPr>
         <w:t>：</w:t>
       </w:r>
+    </w:p>
+    <w:p>
+      <w:r>
+        <w:rPr>
+          <w:rFonts w:hint="eastAsia"/>
+        </w:rPr>
+        <w:t>・</w:t>
+      </w:r>
+      <w:r>
+        <w:t>draw(): 「留年確定！」などの演出</w:t>
+      </w:r>
+    </w:p>
+    <w:p>
+      <w:r>
+        <w:rPr>
+          <w:rFonts w:hint="eastAsia"/>
+        </w:rPr>
+        <w:t>・</w:t>
+      </w:r>
+      <w:r>
+        <w:t>retry(): 最初に戻る</w:t>
+      </w:r>
+    </w:p>
+    <w:p>
       <w:r>
         <w:br/>
       </w:r>
       <w:r>
-        <w:rPr>
-          <w:rFonts w:hint="eastAsia"/>
-        </w:rPr>
-        <w:t>・</w:t>
-      </w:r>
-      <w:r>
-        <w:t>move(direction): 移動処理</w:t>
-      </w:r>
-    </w:p>
-    <w:p>
-      <w:r>
-        <w:rPr>
-          <w:rFonts w:hint="eastAsia"/>
-        </w:rPr>
-        <w:t>・</w:t>
-      </w:r>
-      <w:r>
-        <w:t>shoot(): 弾を発射</w:t>
-      </w:r>
-    </w:p>
-    <w:p>
-      <w:r>
-        <w:rPr>
-          <w:rFonts w:hint="eastAsia"/>
-        </w:rPr>
-        <w:t>・</w:t>
-      </w:r>
-      <w:r>
-        <w:t>draw(): 描画</w:t>
-      </w:r>
-    </w:p>
-    <w:p>
-      <w:pPr>
-        <w:rPr>
-          <w:rFonts w:hint="eastAsia"/>
-        </w:rPr>
-      </w:pPr>
-      <w:r>
-        <w:rPr>
-          <w:rFonts w:hint="eastAsia"/>
-        </w:rPr>
-        <w:t>・</w:t>
-      </w:r>
-      <w:r>
-        <w:t>hit(): 被弾処理（留年）</w:t>
-      </w:r>
-      <w:r>
-        <w:br/>
-      </w:r>
-    </w:p>
-    <w:p>
-      <w:r>
         <w:t>クラス名</w:t>
       </w:r>
       <w:r>
         <w:rPr>
           <w:rFonts w:hint="eastAsia"/>
         </w:rPr>
-        <w:t>：</w:t>
-      </w:r>
-      <w:r>
-        <w:t>A</w:t>
-      </w:r>
-      <w:r>
-        <w:rPr>
-          <w:rFonts w:hint="eastAsia"/>
-        </w:rPr>
-        <w:t>tt</w:t>
-      </w:r>
-      <w:r>
-        <w:t>a</w:t>
-      </w:r>
-      <w:r>
-        <w:rPr>
-          <w:rFonts w:hint="eastAsia"/>
-        </w:rPr>
-        <w:t>ck</w:t>
-      </w:r>
-    </w:p>
-    <w:p>
-      <w:pPr>
-        <w:rPr>
-          <w:rFonts w:hint="eastAsia"/>
-        </w:rPr>
-      </w:pPr>
+        <w:t>：Game</w:t>
+      </w:r>
+      <w:r>
+        <w:t>Clear</w:t>
+      </w:r>
+    </w:p>
+    <w:p>
       <w:r>
         <w:t>主担当者名</w:t>
       </w:r>
@@ -721,24 +1095,13 @@
         <w:rPr>
           <w:rFonts w:hint="eastAsia"/>
         </w:rPr>
-        <w:t>：</w:t>
-      </w:r>
-      <w:r>
-        <w:rPr>
-          <w:rFonts w:hint="eastAsia"/>
-        </w:rPr>
-        <w:t>小松夕姫</w:t>
+        <w:t>：小松夕姫</w:t>
       </w:r>
       <w:r>
         <w:t>菜</w:t>
       </w:r>
     </w:p>
     <w:p>
-      <w:pPr>
-        <w:rPr>
-          <w:rFonts w:hint="eastAsia"/>
-        </w:rPr>
-      </w:pPr>
       <w:r>
         <w:t>属性（変数）一覧</w:t>
       </w:r>
@@ -757,40 +1120,18 @@
         <w:t>・</w:t>
       </w:r>
       <w:r>
-        <w:t>x, y: 位置</w:t>
-      </w:r>
-    </w:p>
-    <w:p>
-      <w:r>
-        <w:rPr>
-          <w:rFonts w:hint="eastAsia"/>
-        </w:rPr>
-        <w:t>・</w:t>
-      </w:r>
-      <w:r>
-        <w:t>speed: 移動スピード</w:t>
-      </w:r>
-    </w:p>
-    <w:p>
-      <w:r>
-        <w:rPr>
-          <w:rFonts w:hint="eastAsia"/>
-        </w:rPr>
-        <w:t>・</w:t>
-      </w:r>
-      <w:r>
-        <w:t>owner: "player" or "enemy"</w:t>
-      </w:r>
-    </w:p>
-    <w:p>
-      <w:r>
-        <w:rPr>
-          <w:rFonts w:hint="eastAsia"/>
-        </w:rPr>
-        <w:t>・</w:t>
-      </w:r>
-      <w:r>
-        <w:t>image: 弾の画像</w:t>
+        <w:t>finalStage: 最終ステージのクリア状況</w:t>
+      </w:r>
+    </w:p>
+    <w:p>
+      <w:r>
+        <w:rPr>
+          <w:rFonts w:hint="eastAsia"/>
+        </w:rPr>
+        <w:t>・</w:t>
+      </w:r>
+      <w:r>
+        <w:t>timeTaken: クリアまでの所要時間</w:t>
       </w:r>
     </w:p>
     <w:p>
@@ -812,668 +1153,21 @@
         <w:t>・</w:t>
       </w:r>
       <w:r>
-        <w:t>move(): 直進処理</w:t>
-      </w:r>
-    </w:p>
-    <w:p>
-      <w:r>
-        <w:rPr>
-          <w:rFonts w:hint="eastAsia"/>
-        </w:rPr>
-        <w:t>・</w:t>
-      </w:r>
-      <w:r>
-        <w:t>draw(): 描画</w:t>
-      </w:r>
-    </w:p>
-    <w:p>
-      <w:pPr>
-        <w:rPr>
-          <w:rFonts w:hint="eastAsia"/>
-        </w:rPr>
-      </w:pPr>
-      <w:r>
-        <w:rPr>
-          <w:rFonts w:hint="eastAsia"/>
-        </w:rPr>
-        <w:t>・</w:t>
-      </w:r>
-      <w:r>
-        <w:t>isColliding(target): 当たり判定</w:t>
+        <w:t>draw(): お祝い表示（卒業など）</w:t>
+      </w:r>
+    </w:p>
+    <w:p>
+      <w:r>
+        <w:rPr>
+          <w:rFonts w:hint="eastAsia"/>
+        </w:rPr>
+        <w:t>・</w:t>
+      </w:r>
+      <w:r>
+        <w:t>saveResult(): スコア記録など（任意）</w:t>
       </w:r>
     </w:p>
     <w:p/>
-    <w:p>
-      <w:r>
-        <w:t>クラス名</w:t>
-      </w:r>
-      <w:r>
-        <w:rPr>
-          <w:rFonts w:hint="eastAsia"/>
-        </w:rPr>
-        <w:t>：</w:t>
-      </w:r>
-      <w:r>
-        <w:t>Stage</w:t>
-      </w:r>
-    </w:p>
-    <w:p>
-      <w:pPr>
-        <w:rPr>
-          <w:rFonts w:hint="eastAsia"/>
-        </w:rPr>
-      </w:pPr>
-      <w:r>
-        <w:t>主担当者名</w:t>
-      </w:r>
-      <w:r>
-        <w:rPr>
-          <w:rFonts w:hint="eastAsia"/>
-        </w:rPr>
-        <w:t>：小松夕姫</w:t>
-      </w:r>
-      <w:r>
-        <w:t>菜</w:t>
-      </w:r>
-      <w:r>
-        <w:br/>
-      </w:r>
-      <w:r>
-        <w:t>属性（変数）一覧</w:t>
-      </w:r>
-      <w:r>
-        <w:rPr>
-          <w:rFonts w:hint="eastAsia"/>
-        </w:rPr>
-        <w:t>：</w:t>
-      </w:r>
-    </w:p>
-    <w:p>
-      <w:r>
-        <w:rPr>
-          <w:rFonts w:hint="eastAsia"/>
-        </w:rPr>
-        <w:t>・</w:t>
-      </w:r>
-      <w:r>
-        <w:t>level: 今の学年（1～4回生）</w:t>
-      </w:r>
-    </w:p>
-    <w:p>
-      <w:r>
-        <w:rPr>
-          <w:rFonts w:hint="eastAsia"/>
-        </w:rPr>
-        <w:lastRenderedPageBreak/>
-        <w:t>・</w:t>
-      </w:r>
-      <w:r>
-        <w:t>enemyList: 登場する教授たち</w:t>
-      </w:r>
-    </w:p>
-    <w:p>
-      <w:r>
-        <w:rPr>
-          <w:rFonts w:hint="eastAsia"/>
-        </w:rPr>
-        <w:t>・</w:t>
-      </w:r>
-      <w:r>
-        <w:t>timeLimit: 制限時間</w:t>
-      </w:r>
-    </w:p>
-    <w:p>
-      <w:r>
-        <w:rPr>
-          <w:rFonts w:hint="eastAsia"/>
-        </w:rPr>
-        <w:t>・</w:t>
-      </w:r>
-      <w:r>
-        <w:t>startTime: 開始時間</w:t>
-      </w:r>
-    </w:p>
-    <w:p>
-      <w:r>
-        <w:t>メソッド一覧</w:t>
-      </w:r>
-      <w:r>
-        <w:rPr>
-          <w:rFonts w:hint="eastAsia"/>
-        </w:rPr>
-        <w:t>：</w:t>
-      </w:r>
-    </w:p>
-    <w:p>
-      <w:r>
-        <w:rPr>
-          <w:rFonts w:hint="eastAsia"/>
-        </w:rPr>
-        <w:t>・</w:t>
-      </w:r>
-      <w:r>
-        <w:t>init(stageNum): ステージ初期化</w:t>
-      </w:r>
-    </w:p>
-    <w:p>
-      <w:r>
-        <w:rPr>
-          <w:rFonts w:hint="eastAsia"/>
-        </w:rPr>
-        <w:t>・</w:t>
-      </w:r>
-      <w:r>
-        <w:t>update(): ステージ更新（敵・TAの動き）</w:t>
-      </w:r>
-    </w:p>
-    <w:p>
-      <w:r>
-        <w:rPr>
-          <w:rFonts w:hint="eastAsia"/>
-        </w:rPr>
-        <w:t>・</w:t>
-      </w:r>
-      <w:r>
-        <w:t>draw(): ステージ描画</w:t>
-      </w:r>
-    </w:p>
-    <w:p>
-      <w:r>
-        <w:rPr>
-          <w:rFonts w:hint="eastAsia"/>
-        </w:rPr>
-        <w:t>・</w:t>
-      </w:r>
-      <w:r>
-        <w:t>isCleared(): 敵をすべて倒したか判定</w:t>
-      </w:r>
-    </w:p>
-    <w:p>
-      <w:r>
-        <w:rPr>
-          <w:rFonts w:hint="eastAsia"/>
-        </w:rPr>
-        <w:t>・</w:t>
-      </w:r>
-      <w:r>
-        <w:t>isFailed(): 制限時間切れ or 死亡判定</w:t>
-      </w:r>
-    </w:p>
-    <w:p>
-      <w:r>
-        <w:br/>
-      </w:r>
-      <w:r>
-        <w:t>クラス名</w:t>
-      </w:r>
-      <w:r>
-        <w:rPr>
-          <w:rFonts w:hint="eastAsia"/>
-        </w:rPr>
-        <w:t>：</w:t>
-      </w:r>
-      <w:r>
-        <w:rPr>
-          <w:rFonts w:hint="eastAsia"/>
-        </w:rPr>
-        <w:t>UI</w:t>
-      </w:r>
-    </w:p>
-    <w:p>
-      <w:pPr>
-        <w:rPr>
-          <w:rFonts w:hint="eastAsia"/>
-        </w:rPr>
-      </w:pPr>
-      <w:r>
-        <w:t>主担当者名</w:t>
-      </w:r>
-      <w:r>
-        <w:rPr>
-          <w:rFonts w:hint="eastAsia"/>
-        </w:rPr>
-        <w:t>：河野智洋</w:t>
-      </w:r>
-    </w:p>
-    <w:p>
-      <w:r>
-        <w:t>属性（変数）一覧</w:t>
-      </w:r>
-      <w:r>
-        <w:rPr>
-          <w:rFonts w:hint="eastAsia"/>
-        </w:rPr>
-        <w:t>：</w:t>
-      </w:r>
-    </w:p>
-    <w:p>
-      <w:r>
-        <w:rPr>
-          <w:rFonts w:hint="eastAsia"/>
-        </w:rPr>
-        <w:t>・</w:t>
-      </w:r>
-      <w:r>
-        <w:t>lives: 残機表示用</w:t>
-      </w:r>
-    </w:p>
-    <w:p>
-      <w:r>
-        <w:rPr>
-          <w:rFonts w:hint="eastAsia"/>
-        </w:rPr>
-        <w:t>・</w:t>
-      </w:r>
-      <w:r>
-        <w:t>stage: ステージ番号</w:t>
-      </w:r>
-    </w:p>
-    <w:p>
-      <w:r>
-        <w:rPr>
-          <w:rFonts w:hint="eastAsia"/>
-        </w:rPr>
-        <w:t>・</w:t>
-      </w:r>
-      <w:r>
-        <w:t>timeRemaining: 残り時間</w:t>
-      </w:r>
-    </w:p>
-    <w:p>
-      <w:r>
-        <w:rPr>
-          <w:rFonts w:hint="eastAsia"/>
-        </w:rPr>
-        <w:t>・</w:t>
-      </w:r>
-      <w:r>
-        <w:t>difficulty: 難易度表記</w:t>
-      </w:r>
-    </w:p>
-    <w:p>
-      <w:r>
-        <w:t>メソッド一覧</w:t>
-      </w:r>
-      <w:r>
-        <w:rPr>
-          <w:rFonts w:hint="eastAsia"/>
-        </w:rPr>
-        <w:t>：</w:t>
-      </w:r>
-    </w:p>
-    <w:p>
-      <w:r>
-        <w:rPr>
-          <w:rFonts w:hint="eastAsia"/>
-        </w:rPr>
-        <w:t>・</w:t>
-      </w:r>
-      <w:r>
-        <w:t>drawLives(): 残機表示</w:t>
-      </w:r>
-    </w:p>
-    <w:p>
-      <w:r>
-        <w:rPr>
-          <w:rFonts w:hint="eastAsia"/>
-        </w:rPr>
-        <w:t>・</w:t>
-      </w:r>
-      <w:r>
-        <w:t>drawStage(): 今のステージ表示</w:t>
-      </w:r>
-    </w:p>
-    <w:p>
-      <w:r>
-        <w:rPr>
-          <w:rFonts w:hint="eastAsia"/>
-        </w:rPr>
-        <w:t>・</w:t>
-      </w:r>
-      <w:r>
-        <w:t>drawTimer(): タイマー表示</w:t>
-      </w:r>
-    </w:p>
-    <w:p>
-      <w:pPr>
-        <w:rPr>
-          <w:rFonts w:hint="eastAsia"/>
-        </w:rPr>
-      </w:pPr>
-      <w:r>
-        <w:rPr>
-          <w:rFonts w:hint="eastAsia"/>
-        </w:rPr>
-        <w:t>・</w:t>
-      </w:r>
-      <w:r>
-        <w:t>drawDifficulty(): 難易度表示</w:t>
-      </w:r>
-    </w:p>
-    <w:p/>
-    <w:p>
-      <w:r>
-        <w:t>クラス名</w:t>
-      </w:r>
-      <w:r>
-        <w:rPr>
-          <w:rFonts w:hint="eastAsia"/>
-        </w:rPr>
-        <w:t>：</w:t>
-      </w:r>
-      <w:r>
-        <w:t>M</w:t>
-      </w:r>
-      <w:r>
-        <w:rPr>
-          <w:rFonts w:hint="eastAsia"/>
-        </w:rPr>
-        <w:t>ainmenu</w:t>
-      </w:r>
-    </w:p>
-    <w:p>
-      <w:pPr>
-        <w:rPr>
-          <w:rFonts w:hint="eastAsia"/>
-        </w:rPr>
-      </w:pPr>
-      <w:r>
-        <w:t>主担当者名</w:t>
-      </w:r>
-      <w:r>
-        <w:rPr>
-          <w:rFonts w:hint="eastAsia"/>
-        </w:rPr>
-        <w:t>：</w:t>
-      </w:r>
-      <w:r>
-        <w:t>秋山 優</w:t>
-      </w:r>
-    </w:p>
-    <w:p>
-      <w:r>
-        <w:t>属性（変数）一覧</w:t>
-      </w:r>
-      <w:r>
-        <w:rPr>
-          <w:rFonts w:hint="eastAsia"/>
-        </w:rPr>
-        <w:t>：</w:t>
-      </w:r>
-    </w:p>
-    <w:p>
-      <w:r>
-        <w:rPr>
-          <w:rFonts w:hint="eastAsia"/>
-        </w:rPr>
-        <w:t>・</w:t>
-      </w:r>
-      <w:r>
-        <w:t>selectedDifficulty: 難易度（選択状態）</w:t>
-      </w:r>
-    </w:p>
-    <w:p>
-      <w:r>
-        <w:rPr>
-          <w:rFonts w:hint="eastAsia"/>
-        </w:rPr>
-        <w:t>・</w:t>
-      </w:r>
-      <w:r>
-        <w:t>startButton, optionButton: ボタンなど</w:t>
-      </w:r>
-    </w:p>
-    <w:p>
-      <w:r>
-        <w:t>メソッド一覧</w:t>
-      </w:r>
-      <w:r>
-        <w:rPr>
-          <w:rFonts w:hint="eastAsia"/>
-        </w:rPr>
-        <w:t>：</w:t>
-      </w:r>
-    </w:p>
-    <w:p>
-      <w:r>
-        <w:rPr>
-          <w:rFonts w:hint="eastAsia"/>
-        </w:rPr>
-        <w:t>・</w:t>
-      </w:r>
-      <w:r>
-        <w:t>draw(): メニュー描画</w:t>
-      </w:r>
-    </w:p>
-    <w:p>
-      <w:r>
-        <w:rPr>
-          <w:rFonts w:hint="eastAsia"/>
-        </w:rPr>
-        <w:t>・</w:t>
-      </w:r>
-      <w:r>
-        <w:t>handleInput(): 入力処理（難易度選択など）</w:t>
-      </w:r>
-    </w:p>
-    <w:p/>
-    <w:p>
-      <w:r>
-        <w:t>クラス名</w:t>
-      </w:r>
-      <w:r>
-        <w:rPr>
-          <w:rFonts w:hint="eastAsia"/>
-        </w:rPr>
-        <w:t>：</w:t>
-      </w:r>
-      <w:r>
-        <w:t>G</w:t>
-      </w:r>
-      <w:r>
-        <w:rPr>
-          <w:rFonts w:hint="eastAsia"/>
-        </w:rPr>
-        <w:t>ameover</w:t>
-      </w:r>
-    </w:p>
-    <w:p>
-      <w:r>
-        <w:t>主担当者名</w:t>
-      </w:r>
-      <w:r>
-        <w:rPr>
-          <w:rFonts w:hint="eastAsia"/>
-        </w:rPr>
-        <w:t>：小松夕姫</w:t>
-      </w:r>
-      <w:r>
-        <w:t>菜</w:t>
-      </w:r>
-      <w:r>
-        <w:br/>
-      </w:r>
-      <w:r>
-        <w:t>属性（変数）一覧</w:t>
-      </w:r>
-      <w:r>
-        <w:rPr>
-          <w:rFonts w:hint="eastAsia"/>
-        </w:rPr>
-        <w:t>：</w:t>
-      </w:r>
-    </w:p>
-    <w:p>
-      <w:pPr>
-        <w:rPr>
-          <w:rFonts w:hint="eastAsia"/>
-        </w:rPr>
-      </w:pPr>
-      <w:r>
-        <w:t>reason: ゲームオーバーの理由（タイム切れ／被弾）</w:t>
-      </w:r>
-    </w:p>
-    <w:p>
-      <w:r>
-        <w:lastRenderedPageBreak/>
-        <w:t>メソッド一覧</w:t>
-      </w:r>
-      <w:r>
-        <w:rPr>
-          <w:rFonts w:hint="eastAsia"/>
-        </w:rPr>
-        <w:t>：</w:t>
-      </w:r>
-    </w:p>
-    <w:p>
-      <w:r>
-        <w:rPr>
-          <w:rFonts w:hint="eastAsia"/>
-        </w:rPr>
-        <w:t>・</w:t>
-      </w:r>
-      <w:r>
-        <w:t>draw(): 「留年確定！」などの演出</w:t>
-      </w:r>
-    </w:p>
-    <w:p>
-      <w:r>
-        <w:rPr>
-          <w:rFonts w:hint="eastAsia"/>
-        </w:rPr>
-        <w:t>・</w:t>
-      </w:r>
-      <w:r>
-        <w:t>retry(): 最初に戻る</w:t>
-      </w:r>
-    </w:p>
-    <w:p>
-      <w:r>
-        <w:br/>
-      </w:r>
-      <w:r>
-        <w:t>クラス名</w:t>
-      </w:r>
-      <w:r>
-        <w:rPr>
-          <w:rFonts w:hint="eastAsia"/>
-        </w:rPr>
-        <w:t>：</w:t>
-      </w:r>
-      <w:r>
-        <w:rPr>
-          <w:rFonts w:hint="eastAsia"/>
-        </w:rPr>
-        <w:t>G</w:t>
-      </w:r>
-      <w:r>
-        <w:rPr>
-          <w:rFonts w:hint="eastAsia"/>
-        </w:rPr>
-        <w:t>a</w:t>
-      </w:r>
-      <w:r>
-        <w:rPr>
-          <w:rFonts w:hint="eastAsia"/>
-        </w:rPr>
-        <w:t>me</w:t>
-      </w:r>
-      <w:r>
-        <w:t>Clear</w:t>
-      </w:r>
-    </w:p>
-    <w:p>
-      <w:r>
-        <w:t>主担当者名</w:t>
-      </w:r>
-      <w:r>
-        <w:rPr>
-          <w:rFonts w:hint="eastAsia"/>
-        </w:rPr>
-        <w:t>：小松夕姫</w:t>
-      </w:r>
-      <w:r>
-        <w:t>菜</w:t>
-      </w:r>
-    </w:p>
-    <w:p>
-      <w:pPr>
-        <w:rPr>
-          <w:rFonts w:hint="eastAsia"/>
-        </w:rPr>
-      </w:pPr>
-      <w:r>
-        <w:t>属性（変数）一覧</w:t>
-      </w:r>
-      <w:r>
-        <w:rPr>
-          <w:rFonts w:hint="eastAsia"/>
-        </w:rPr>
-        <w:t>：</w:t>
-      </w:r>
-    </w:p>
-    <w:p>
-      <w:r>
-        <w:rPr>
-          <w:rFonts w:hint="eastAsia"/>
-        </w:rPr>
-        <w:t>・</w:t>
-      </w:r>
-      <w:r>
-        <w:t>finalStage: 最終ステージのクリア状況</w:t>
-      </w:r>
-    </w:p>
-    <w:p>
-      <w:r>
-        <w:rPr>
-          <w:rFonts w:hint="eastAsia"/>
-        </w:rPr>
-        <w:t>・</w:t>
-      </w:r>
-      <w:r>
-        <w:t>timeTaken: クリアまでの所要時間</w:t>
-      </w:r>
-    </w:p>
-    <w:p>
-      <w:r>
-        <w:t>メソッド一覧</w:t>
-      </w:r>
-      <w:r>
-        <w:rPr>
-          <w:rFonts w:hint="eastAsia"/>
-        </w:rPr>
-        <w:t>：</w:t>
-      </w:r>
-    </w:p>
-    <w:p>
-      <w:r>
-        <w:rPr>
-          <w:rFonts w:hint="eastAsia"/>
-        </w:rPr>
-        <w:t>・</w:t>
-      </w:r>
-      <w:r>
-        <w:t>draw(): お祝い表示（卒業など）</w:t>
-      </w:r>
-    </w:p>
-    <w:p>
-      <w:r>
-        <w:rPr>
-          <w:rFonts w:hint="eastAsia"/>
-        </w:rPr>
-        <w:t>・</w:t>
-      </w:r>
-      <w:r>
-        <w:t>saveResult(): スコア記録など（任意）</w:t>
-      </w:r>
-    </w:p>
-    <w:p>
-      <w:pPr>
-        <w:rPr>
-          <w:rFonts w:hint="eastAsia"/>
-        </w:rPr>
-      </w:pPr>
-    </w:p>
     <w:sectPr>
       <w:pgSz w:w="11906" w:h="16838"/>
       <w:pgMar w:top="1985" w:right="1701" w:bottom="1701" w:left="1701" w:header="851" w:footer="992" w:gutter="0"/>
@@ -2086,6 +1780,7 @@
   <w:style w:type="character" w:default="1" w:styleId="a0">
     <w:name w:val="Default Paragraph Font"/>
     <w:uiPriority w:val="1"/>
+    <w:semiHidden/>
     <w:unhideWhenUsed/>
   </w:style>
   <w:style w:type="table" w:default="1" w:styleId="a1">
